--- a/Notes/functional programming.docx
+++ b/Notes/functional programming.docx
@@ -16,6 +16,8 @@
           <w:lang w:eastAsia="en-IN"/>
         </w:rPr>
       </w:pPr>
+      <w:bookmarkStart w:id="0" w:name="_GoBack"/>
+      <w:bookmarkEnd w:id="0"/>
       <w:r>
         <w:rPr>
           <w:rFonts w:ascii="Times New Roman" w:eastAsia="Times New Roman" w:hAnsi="Times New Roman" w:cs="Times New Roman"/>
@@ -12007,7 +12009,7 @@
           <w:lang w:eastAsia="en-IN"/>
         </w:rPr>
         <w:pict>
-          <v:rect id="_x0000_i1065" style="width:0;height:1.5pt" o:hralign="center" o:hrstd="t" o:hr="t" fillcolor="#a0a0a0" stroked="f"/>
+          <v:rect id="_x0000_i1045" style="width:0;height:1.5pt" o:hralign="center" o:hrstd="t" o:hr="t" fillcolor="#a0a0a0" stroked="f"/>
         </w:pict>
       </w:r>
     </w:p>
@@ -12396,7 +12398,7 @@
           <w:lang w:eastAsia="en-IN"/>
         </w:rPr>
         <w:pict>
-          <v:rect id="_x0000_i1066" style="width:0;height:1.5pt" o:hralign="center" o:hrstd="t" o:hr="t" fillcolor="#a0a0a0" stroked="f"/>
+          <v:rect id="_x0000_i1046" style="width:0;height:1.5pt" o:hralign="center" o:hrstd="t" o:hr="t" fillcolor="#a0a0a0" stroked="f"/>
         </w:pict>
       </w:r>
     </w:p>
@@ -12911,7 +12913,7 @@
           <w:lang w:eastAsia="en-IN"/>
         </w:rPr>
         <w:pict>
-          <v:rect id="_x0000_i1067" style="width:0;height:1.5pt" o:hralign="center" o:hrstd="t" o:hr="t" fillcolor="#a0a0a0" stroked="f"/>
+          <v:rect id="_x0000_i1047" style="width:0;height:1.5pt" o:hralign="center" o:hrstd="t" o:hr="t" fillcolor="#a0a0a0" stroked="f"/>
         </w:pict>
       </w:r>
     </w:p>
@@ -13319,7 +13321,7 @@
           <w:lang w:eastAsia="en-IN"/>
         </w:rPr>
         <w:pict>
-          <v:rect id="_x0000_i1068" style="width:0;height:1.5pt" o:hralign="center" o:hrstd="t" o:hr="t" fillcolor="#a0a0a0" stroked="f"/>
+          <v:rect id="_x0000_i1048" style="width:0;height:1.5pt" o:hralign="center" o:hrstd="t" o:hr="t" fillcolor="#a0a0a0" stroked="f"/>
         </w:pict>
       </w:r>
     </w:p>
@@ -13888,7 +13890,7 @@
           <w:lang w:eastAsia="en-IN"/>
         </w:rPr>
         <w:pict>
-          <v:rect id="_x0000_i1069" style="width:0;height:1.5pt" o:hralign="center" o:hrstd="t" o:hr="t" fillcolor="#a0a0a0" stroked="f"/>
+          <v:rect id="_x0000_i1049" style="width:0;height:1.5pt" o:hralign="center" o:hrstd="t" o:hr="t" fillcolor="#a0a0a0" stroked="f"/>
         </w:pict>
       </w:r>
     </w:p>
@@ -14413,7 +14415,7 @@
           <w:lang w:eastAsia="en-IN"/>
         </w:rPr>
         <w:pict>
-          <v:rect id="_x0000_i1070" style="width:0;height:1.5pt" o:hralign="center" o:hrstd="t" o:hr="t" fillcolor="#a0a0a0" stroked="f"/>
+          <v:rect id="_x0000_i1050" style="width:0;height:1.5pt" o:hralign="center" o:hrstd="t" o:hr="t" fillcolor="#a0a0a0" stroked="f"/>
         </w:pict>
       </w:r>
     </w:p>
@@ -14942,7 +14944,7 @@
           <w:lang w:eastAsia="en-IN"/>
         </w:rPr>
         <w:pict>
-          <v:rect id="_x0000_i1071" style="width:0;height:1.5pt" o:hralign="center" o:hrstd="t" o:hr="t" fillcolor="#a0a0a0" stroked="f"/>
+          <v:rect id="_x0000_i1051" style="width:0;height:1.5pt" o:hralign="center" o:hrstd="t" o:hr="t" fillcolor="#a0a0a0" stroked="f"/>
         </w:pict>
       </w:r>
     </w:p>
@@ -16114,8 +16116,6 @@
           <w:lang w:eastAsia="en-IN"/>
         </w:rPr>
       </w:pPr>
-      <w:bookmarkStart w:id="0" w:name="_GoBack"/>
-      <w:bookmarkEnd w:id="0"/>
     </w:p>
     <w:p>
       <w:pPr>
@@ -16308,13 +16308,123 @@
     </w:p>
     <w:p/>
     <w:sectPr>
+      <w:footerReference w:type="default" r:id="rId7"/>
       <w:pgSz w:w="11906" w:h="16838"/>
       <w:pgMar w:top="1440" w:right="1440" w:bottom="1440" w:left="1440" w:header="708" w:footer="708" w:gutter="0"/>
+      <w:pgBorders w:offsetFrom="page">
+        <w:top w:val="single" w:sz="4" w:space="24" w:color="auto"/>
+        <w:left w:val="single" w:sz="4" w:space="24" w:color="auto"/>
+        <w:bottom w:val="single" w:sz="4" w:space="24" w:color="auto"/>
+        <w:right w:val="single" w:sz="4" w:space="24" w:color="auto"/>
+      </w:pgBorders>
       <w:cols w:space="708"/>
       <w:docGrid w:linePitch="360"/>
     </w:sectPr>
   </w:body>
 </w:document>
+</file>
+
+<file path=word/endnotes.xml><?xml version="1.0" encoding="utf-8"?>
+<w:endnotes xmlns:wpc="http://schemas.microsoft.com/office/word/2010/wordprocessingCanvas" xmlns:cx="http://schemas.microsoft.com/office/drawing/2014/chartex" xmlns:mc="http://schemas.openxmlformats.org/markup-compatibility/2006" xmlns:o="urn:schemas-microsoft-com:office:office" xmlns:r="http://schemas.openxmlformats.org/officeDocument/2006/relationships" xmlns:m="http://schemas.openxmlformats.org/officeDocument/2006/math" xmlns:v="urn:schemas-microsoft-com:vml" xmlns:wp14="http://schemas.microsoft.com/office/word/2010/wordprocessingDrawing" xmlns:wp="http://schemas.openxmlformats.org/drawingml/2006/wordprocessingDrawing" xmlns:w10="urn:schemas-microsoft-com:office:word" xmlns:w="http://schemas.openxmlformats.org/wordprocessingml/2006/main" xmlns:w14="http://schemas.microsoft.com/office/word/2010/wordml" xmlns:w15="http://schemas.microsoft.com/office/word/2012/wordml" xmlns:w16se="http://schemas.microsoft.com/office/word/2015/wordml/symex" xmlns:wpg="http://schemas.microsoft.com/office/word/2010/wordprocessingGroup" xmlns:wpi="http://schemas.microsoft.com/office/word/2010/wordprocessingInk" xmlns:wne="http://schemas.microsoft.com/office/word/2006/wordml" xmlns:wps="http://schemas.microsoft.com/office/word/2010/wordprocessingShape" mc:Ignorable="w14 w15 w16se wp14">
+  <w:endnote w:type="separator" w:id="-1">
+    <w:p>
+      <w:pPr>
+        <w:spacing w:after="0" w:line="240" w:lineRule="auto"/>
+      </w:pPr>
+      <w:r>
+        <w:separator/>
+      </w:r>
+    </w:p>
+  </w:endnote>
+  <w:endnote w:type="continuationSeparator" w:id="0">
+    <w:p>
+      <w:pPr>
+        <w:spacing w:after="0" w:line="240" w:lineRule="auto"/>
+      </w:pPr>
+      <w:r>
+        <w:continuationSeparator/>
+      </w:r>
+    </w:p>
+  </w:endnote>
+</w:endnotes>
+</file>
+
+<file path=word/footer1.xml><?xml version="1.0" encoding="utf-8"?>
+<w:ftr xmlns:wpc="http://schemas.microsoft.com/office/word/2010/wordprocessingCanvas" xmlns:cx="http://schemas.microsoft.com/office/drawing/2014/chartex" xmlns:mc="http://schemas.openxmlformats.org/markup-compatibility/2006" xmlns:o="urn:schemas-microsoft-com:office:office" xmlns:r="http://schemas.openxmlformats.org/officeDocument/2006/relationships" xmlns:m="http://schemas.openxmlformats.org/officeDocument/2006/math" xmlns:v="urn:schemas-microsoft-com:vml" xmlns:wp14="http://schemas.microsoft.com/office/word/2010/wordprocessingDrawing" xmlns:wp="http://schemas.openxmlformats.org/drawingml/2006/wordprocessingDrawing" xmlns:w10="urn:schemas-microsoft-com:office:word" xmlns:w="http://schemas.openxmlformats.org/wordprocessingml/2006/main" xmlns:w14="http://schemas.microsoft.com/office/word/2010/wordml" xmlns:w15="http://schemas.microsoft.com/office/word/2012/wordml" xmlns:w16se="http://schemas.microsoft.com/office/word/2015/wordml/symex" xmlns:wpg="http://schemas.microsoft.com/office/word/2010/wordprocessingGroup" xmlns:wpi="http://schemas.microsoft.com/office/word/2010/wordprocessingInk" xmlns:wne="http://schemas.microsoft.com/office/word/2006/wordml" xmlns:wps="http://schemas.microsoft.com/office/word/2010/wordprocessingShape" mc:Ignorable="w14 w15 w16se wp14">
+  <w:sdt>
+    <w:sdtPr>
+      <w:id w:val="1340432030"/>
+      <w:docPartObj>
+        <w:docPartGallery w:val="Page Numbers (Bottom of Page)"/>
+        <w:docPartUnique/>
+      </w:docPartObj>
+    </w:sdtPr>
+    <w:sdtEndPr>
+      <w:rPr>
+        <w:noProof/>
+      </w:rPr>
+    </w:sdtEndPr>
+    <w:sdtContent>
+      <w:p>
+        <w:pPr>
+          <w:pStyle w:val="Footer"/>
+          <w:jc w:val="center"/>
+        </w:pPr>
+        <w:r>
+          <w:fldChar w:fldCharType="begin"/>
+        </w:r>
+        <w:r>
+          <w:instrText xml:space="preserve"> PAGE   \* MERGEFORMAT </w:instrText>
+        </w:r>
+        <w:r>
+          <w:fldChar w:fldCharType="separate"/>
+        </w:r>
+        <w:r>
+          <w:rPr>
+            <w:noProof/>
+          </w:rPr>
+          <w:t>20</w:t>
+        </w:r>
+        <w:r>
+          <w:rPr>
+            <w:noProof/>
+          </w:rPr>
+          <w:fldChar w:fldCharType="end"/>
+        </w:r>
+      </w:p>
+    </w:sdtContent>
+  </w:sdt>
+  <w:p>
+    <w:pPr>
+      <w:pStyle w:val="Footer"/>
+    </w:pPr>
+  </w:p>
+</w:ftr>
+</file>
+
+<file path=word/footnotes.xml><?xml version="1.0" encoding="utf-8"?>
+<w:footnotes xmlns:wpc="http://schemas.microsoft.com/office/word/2010/wordprocessingCanvas" xmlns:cx="http://schemas.microsoft.com/office/drawing/2014/chartex" xmlns:mc="http://schemas.openxmlformats.org/markup-compatibility/2006" xmlns:o="urn:schemas-microsoft-com:office:office" xmlns:r="http://schemas.openxmlformats.org/officeDocument/2006/relationships" xmlns:m="http://schemas.openxmlformats.org/officeDocument/2006/math" xmlns:v="urn:schemas-microsoft-com:vml" xmlns:wp14="http://schemas.microsoft.com/office/word/2010/wordprocessingDrawing" xmlns:wp="http://schemas.openxmlformats.org/drawingml/2006/wordprocessingDrawing" xmlns:w10="urn:schemas-microsoft-com:office:word" xmlns:w="http://schemas.openxmlformats.org/wordprocessingml/2006/main" xmlns:w14="http://schemas.microsoft.com/office/word/2010/wordml" xmlns:w15="http://schemas.microsoft.com/office/word/2012/wordml" xmlns:w16se="http://schemas.microsoft.com/office/word/2015/wordml/symex" xmlns:wpg="http://schemas.microsoft.com/office/word/2010/wordprocessingGroup" xmlns:wpi="http://schemas.microsoft.com/office/word/2010/wordprocessingInk" xmlns:wne="http://schemas.microsoft.com/office/word/2006/wordml" xmlns:wps="http://schemas.microsoft.com/office/word/2010/wordprocessingShape" mc:Ignorable="w14 w15 w16se wp14">
+  <w:footnote w:type="separator" w:id="-1">
+    <w:p>
+      <w:pPr>
+        <w:spacing w:after="0" w:line="240" w:lineRule="auto"/>
+      </w:pPr>
+      <w:r>
+        <w:separator/>
+      </w:r>
+    </w:p>
+  </w:footnote>
+  <w:footnote w:type="continuationSeparator" w:id="0">
+    <w:p>
+      <w:pPr>
+        <w:spacing w:after="0" w:line="240" w:lineRule="auto"/>
+      </w:pPr>
+      <w:r>
+        <w:continuationSeparator/>
+      </w:r>
+    </w:p>
+  </w:footnote>
+</w:footnotes>
 </file>
 
 <file path=word/numbering.xml><?xml version="1.0" encoding="utf-8"?>
@@ -18212,6 +18322,50 @@
       <w:lang w:eastAsia="en-IN"/>
     </w:rPr>
   </w:style>
+  <w:style w:type="paragraph" w:styleId="Header">
+    <w:name w:val="header"/>
+    <w:basedOn w:val="Normal"/>
+    <w:link w:val="HeaderChar"/>
+    <w:uiPriority w:val="99"/>
+    <w:unhideWhenUsed/>
+    <w:rsid w:val="00896C9B"/>
+    <w:pPr>
+      <w:tabs>
+        <w:tab w:val="center" w:pos="4513"/>
+        <w:tab w:val="right" w:pos="9026"/>
+      </w:tabs>
+      <w:spacing w:after="0" w:line="240" w:lineRule="auto"/>
+    </w:pPr>
+  </w:style>
+  <w:style w:type="character" w:customStyle="1" w:styleId="HeaderChar">
+    <w:name w:val="Header Char"/>
+    <w:basedOn w:val="DefaultParagraphFont"/>
+    <w:link w:val="Header"/>
+    <w:uiPriority w:val="99"/>
+    <w:rsid w:val="00896C9B"/>
+  </w:style>
+  <w:style w:type="paragraph" w:styleId="Footer">
+    <w:name w:val="footer"/>
+    <w:basedOn w:val="Normal"/>
+    <w:link w:val="FooterChar"/>
+    <w:uiPriority w:val="99"/>
+    <w:unhideWhenUsed/>
+    <w:rsid w:val="00896C9B"/>
+    <w:pPr>
+      <w:tabs>
+        <w:tab w:val="center" w:pos="4513"/>
+        <w:tab w:val="right" w:pos="9026"/>
+      </w:tabs>
+      <w:spacing w:after="0" w:line="240" w:lineRule="auto"/>
+    </w:pPr>
+  </w:style>
+  <w:style w:type="character" w:customStyle="1" w:styleId="FooterChar">
+    <w:name w:val="Footer Char"/>
+    <w:basedOn w:val="DefaultParagraphFont"/>
+    <w:link w:val="Footer"/>
+    <w:uiPriority w:val="99"/>
+    <w:rsid w:val="00896C9B"/>
+  </w:style>
 </w:styles>
 </file>
 
